--- a/Course2/ProgEngBasis/lab1/report.docx
+++ b/Course2/ProgEngBasis/lab1/report.docx
@@ -201,7 +201,7 @@
           <w:sz w:val="36"/>
           <w:szCs w:val="36"/>
         </w:rPr>
-        <w:t>Основам программной инженерии №</w:t>
+        <w:t>Архитектура программных систем</w:t>
       </w:r>
       <w:r>
         <w:rPr>
@@ -209,45 +209,26 @@
           <w:sz w:val="36"/>
           <w:szCs w:val="36"/>
         </w:rPr>
-        <w:t>1</w:t>
-      </w:r>
-    </w:p>
-    <w:p>
-      <w:pPr>
-        <w:spacing w:before="240" w:after="240"/>
-        <w:jc w:val="center"/>
+        <w:t xml:space="preserve"> №</w:t>
+      </w:r>
+      <w:r>
         <w:rPr>
           <w:rFonts w:ascii="Times New Roman" w:eastAsia="Times New Roman" w:hAnsi="Times New Roman" w:cs="Times New Roman"/>
           <w:sz w:val="36"/>
           <w:szCs w:val="36"/>
         </w:rPr>
-      </w:pPr>
-      <w:r>
+        <w:t>1</w:t>
+      </w:r>
+    </w:p>
+    <w:p>
+      <w:pPr>
+        <w:spacing w:before="240" w:after="240"/>
+        <w:jc w:val="center"/>
         <w:rPr>
           <w:rFonts w:ascii="Times New Roman" w:eastAsia="Times New Roman" w:hAnsi="Times New Roman" w:cs="Times New Roman"/>
           <w:sz w:val="36"/>
           <w:szCs w:val="36"/>
         </w:rPr>
-        <w:t xml:space="preserve">Вариант </w:t>
-      </w:r>
-      <w:r>
-        <w:rPr>
-          <w:rFonts w:ascii="Times New Roman" w:eastAsia="Times New Roman" w:hAnsi="Times New Roman" w:cs="Times New Roman"/>
-          <w:sz w:val="36"/>
-          <w:szCs w:val="36"/>
-        </w:rPr>
-        <w:t>3094</w:t>
-      </w:r>
-    </w:p>
-    <w:p>
-      <w:pPr>
-        <w:spacing w:before="240" w:after="240"/>
-        <w:jc w:val="center"/>
-        <w:rPr>
-          <w:rFonts w:ascii="Times New Roman" w:eastAsia="Times New Roman" w:hAnsi="Times New Roman" w:cs="Times New Roman"/>
-          <w:sz w:val="36"/>
-          <w:szCs w:val="36"/>
-        </w:rPr>
       </w:pPr>
     </w:p>
     <w:p>
@@ -281,8 +262,10 @@
         <w:rPr>
           <w:rFonts w:ascii="Times New Roman" w:eastAsia="Times New Roman" w:hAnsi="Times New Roman" w:cs="Times New Roman"/>
         </w:rPr>
-        <w:t>Работу выполнили</w:t>
-      </w:r>
+        <w:t>Работу выполнил</w:t>
+      </w:r>
+      <w:bookmarkStart w:id="0" w:name="_GoBack"/>
+      <w:bookmarkEnd w:id="0"/>
       <w:r>
         <w:rPr>
           <w:rFonts w:ascii="Times New Roman" w:eastAsia="Times New Roman" w:hAnsi="Times New Roman" w:cs="Times New Roman"/>
@@ -317,19 +300,7 @@
         <w:rPr>
           <w:rFonts w:ascii="Times New Roman" w:eastAsia="Times New Roman" w:hAnsi="Times New Roman" w:cs="Times New Roman"/>
         </w:rPr>
-        <w:t>Зорин Г.</w:t>
-      </w:r>
-      <w:r>
-        <w:rPr>
-          <w:rFonts w:ascii="Times New Roman" w:eastAsia="Times New Roman" w:hAnsi="Times New Roman" w:cs="Times New Roman"/>
-        </w:rPr>
-        <w:t>Ю</w:t>
-      </w:r>
-      <w:r>
-        <w:rPr>
-          <w:rFonts w:ascii="Times New Roman" w:eastAsia="Times New Roman" w:hAnsi="Times New Roman" w:cs="Times New Roman"/>
-        </w:rPr>
-        <w:t>.</w:t>
+        <w:t>Группа:</w:t>
       </w:r>
     </w:p>
     <w:p>
@@ -344,7 +315,25 @@
         <w:rPr>
           <w:rFonts w:ascii="Times New Roman" w:eastAsia="Times New Roman" w:hAnsi="Times New Roman" w:cs="Times New Roman"/>
         </w:rPr>
-        <w:t>Группа:</w:t>
+        <w:t>P3</w:t>
+      </w:r>
+      <w:r>
+        <w:rPr>
+          <w:rFonts w:ascii="Times New Roman" w:eastAsia="Times New Roman" w:hAnsi="Times New Roman" w:cs="Times New Roman"/>
+        </w:rPr>
+        <w:t>3</w:t>
+      </w:r>
+      <w:r>
+        <w:rPr>
+          <w:rFonts w:ascii="Times New Roman" w:eastAsia="Times New Roman" w:hAnsi="Times New Roman" w:cs="Times New Roman"/>
+        </w:rPr>
+        <w:t>3</w:t>
+      </w:r>
+      <w:r>
+        <w:rPr>
+          <w:rFonts w:ascii="Times New Roman" w:eastAsia="Times New Roman" w:hAnsi="Times New Roman" w:cs="Times New Roman"/>
+        </w:rPr>
+        <w:t>0</w:t>
       </w:r>
     </w:p>
     <w:p>
@@ -355,38 +344,11 @@
           <w:rFonts w:ascii="Times New Roman" w:eastAsia="Times New Roman" w:hAnsi="Times New Roman" w:cs="Times New Roman"/>
         </w:rPr>
       </w:pPr>
-      <w:r>
-        <w:rPr>
-          <w:rFonts w:ascii="Times New Roman" w:eastAsia="Times New Roman" w:hAnsi="Times New Roman" w:cs="Times New Roman"/>
-        </w:rPr>
-        <w:t>P3</w:t>
-      </w:r>
-      <w:r>
-        <w:rPr>
-          <w:rFonts w:ascii="Times New Roman" w:eastAsia="Times New Roman" w:hAnsi="Times New Roman" w:cs="Times New Roman"/>
-        </w:rPr>
-        <w:t>2</w:t>
-      </w:r>
-      <w:r>
-        <w:rPr>
-          <w:rFonts w:ascii="Times New Roman" w:eastAsia="Times New Roman" w:hAnsi="Times New Roman" w:cs="Times New Roman"/>
-        </w:rPr>
-        <w:t>3</w:t>
-      </w:r>
-      <w:r>
-        <w:rPr>
-          <w:rFonts w:ascii="Times New Roman" w:eastAsia="Times New Roman" w:hAnsi="Times New Roman" w:cs="Times New Roman"/>
-        </w:rPr>
-        <w:t>0</w:t>
-      </w:r>
     </w:p>
     <w:p>
       <w:pPr>
         <w:spacing w:after="240" w:line="240" w:lineRule="auto"/>
         <w:jc w:val="right"/>
-        <w:rPr>
-          <w:rFonts w:ascii="Times New Roman" w:eastAsia="Times New Roman" w:hAnsi="Times New Roman" w:cs="Times New Roman"/>
-        </w:rPr>
       </w:pPr>
     </w:p>
     <w:p>
@@ -397,8 +359,12 @@
     </w:p>
     <w:p>
       <w:pPr>
-        <w:spacing w:after="240" w:line="240" w:lineRule="auto"/>
-        <w:jc w:val="right"/>
+        <w:spacing w:before="240" w:after="240"/>
+      </w:pPr>
+    </w:p>
+    <w:p>
+      <w:pPr>
+        <w:spacing w:before="240" w:after="240"/>
       </w:pPr>
     </w:p>
     <w:p>
@@ -441,6 +407,15 @@
         </w:rPr>
         <w:t>5</w:t>
       </w:r>
+    </w:p>
+    <w:p>
+      <w:pPr>
+        <w:spacing w:before="240" w:after="240"/>
+        <w:jc w:val="center"/>
+        <w:rPr>
+          <w:rFonts w:ascii="Times New Roman" w:eastAsia="Times New Roman" w:hAnsi="Times New Roman" w:cs="Times New Roman"/>
+        </w:rPr>
+      </w:pPr>
     </w:p>
     <w:sdt>
       <w:sdtPr>
@@ -1395,7 +1370,7 @@
           <w:lang w:val="en-US"/>
         </w:rPr>
       </w:pPr>
-      <w:bookmarkStart w:id="0" w:name="_Toc192676740"/>
+      <w:bookmarkStart w:id="1" w:name="_Toc192676740"/>
       <w:r>
         <w:rPr>
           <w:rFonts w:ascii="Times New Roman" w:hAnsi="Times New Roman" w:cs="Times New Roman"/>
@@ -1406,7 +1381,7 @@
         <w:lastRenderedPageBreak/>
         <w:t>Task</w:t>
       </w:r>
-      <w:bookmarkEnd w:id="0"/>
+      <w:bookmarkEnd w:id="1"/>
     </w:p>
     <w:p>
       <w:pPr>
@@ -1528,9 +1503,9 @@
           <w:lang w:val="en-US"/>
         </w:rPr>
       </w:pPr>
-      <w:bookmarkStart w:id="1" w:name="_lrn8z6j3udku" w:colFirst="0" w:colLast="0"/>
-      <w:bookmarkStart w:id="2" w:name="_Toc192676741"/>
-      <w:bookmarkEnd w:id="1"/>
+      <w:bookmarkStart w:id="2" w:name="_lrn8z6j3udku" w:colFirst="0" w:colLast="0"/>
+      <w:bookmarkStart w:id="3" w:name="_Toc192676741"/>
+      <w:bookmarkEnd w:id="2"/>
       <w:r>
         <w:rPr>
           <w:rFonts w:ascii="Times New Roman" w:hAnsi="Times New Roman" w:cs="Times New Roman"/>
@@ -1556,7 +1531,7 @@
         </w:rPr>
         <w:t>Introduction</w:t>
       </w:r>
-      <w:bookmarkEnd w:id="2"/>
+      <w:bookmarkEnd w:id="3"/>
     </w:p>
     <w:p>
       <w:pPr>
@@ -1571,8 +1546,8 @@
           <w:lang w:val="en-US"/>
         </w:rPr>
       </w:pPr>
-      <w:bookmarkStart w:id="3" w:name="_ymyg7ehzhw88" w:colFirst="0" w:colLast="0"/>
-      <w:bookmarkEnd w:id="3"/>
+      <w:bookmarkStart w:id="4" w:name="_ymyg7ehzhw88" w:colFirst="0" w:colLast="0"/>
+      <w:bookmarkEnd w:id="4"/>
       <w:r>
         <w:rPr>
           <w:rFonts w:ascii="Times New Roman" w:hAnsi="Times New Roman" w:cs="Times New Roman"/>
@@ -2101,7 +2076,7 @@
           <w:lang w:val="en-US"/>
         </w:rPr>
       </w:pPr>
-      <w:bookmarkStart w:id="4" w:name="_Toc192676742"/>
+      <w:bookmarkStart w:id="5" w:name="_Toc192676742"/>
       <w:r>
         <w:rPr>
           <w:rFonts w:ascii="Times New Roman" w:hAnsi="Times New Roman" w:cs="Times New Roman"/>
@@ -2124,7 +2099,7 @@
         </w:rPr>
         <w:t>General description</w:t>
       </w:r>
-      <w:bookmarkEnd w:id="4"/>
+      <w:bookmarkEnd w:id="5"/>
     </w:p>
     <w:p>
       <w:pPr>
@@ -2139,8 +2114,8 @@
           <w:lang w:val="en-US"/>
         </w:rPr>
       </w:pPr>
-      <w:bookmarkStart w:id="5" w:name="_8fyy31ko5h11" w:colFirst="0" w:colLast="0"/>
-      <w:bookmarkEnd w:id="5"/>
+      <w:bookmarkStart w:id="6" w:name="_8fyy31ko5h11" w:colFirst="0" w:colLast="0"/>
+      <w:bookmarkEnd w:id="6"/>
       <w:r>
         <w:rPr>
           <w:rFonts w:ascii="Times New Roman" w:hAnsi="Times New Roman" w:cs="Times New Roman"/>
@@ -2624,7 +2599,7 @@
           <w:color w:val="0000FF"/>
         </w:rPr>
       </w:pPr>
-      <w:bookmarkStart w:id="6" w:name="_Toc192676743"/>
+      <w:bookmarkStart w:id="7" w:name="_Toc192676743"/>
       <w:r>
         <w:rPr>
           <w:rFonts w:ascii="Times New Roman" w:hAnsi="Times New Roman" w:cs="Times New Roman"/>
@@ -2655,7 +2630,7 @@
         </w:rPr>
         <w:t>requirements</w:t>
       </w:r>
-      <w:bookmarkEnd w:id="6"/>
+      <w:bookmarkEnd w:id="7"/>
     </w:p>
     <w:p>
       <w:pPr>
@@ -2675,8 +2650,8 @@
           <w:lang w:val="en-US"/>
         </w:rPr>
       </w:pPr>
-      <w:bookmarkStart w:id="7" w:name="_6sds04f9wqh" w:colFirst="0" w:colLast="0"/>
-      <w:bookmarkEnd w:id="7"/>
+      <w:bookmarkStart w:id="8" w:name="_6sds04f9wqh" w:colFirst="0" w:colLast="0"/>
+      <w:bookmarkEnd w:id="8"/>
       <w:r>
         <w:rPr>
           <w:rFonts w:ascii="Times New Roman" w:hAnsi="Times New Roman" w:cs="Times New Roman"/>
@@ -3234,7 +3209,7 @@
           <w:szCs w:val="28"/>
         </w:rPr>
       </w:pPr>
-      <w:bookmarkStart w:id="8" w:name="_Hlk160407313"/>
+      <w:bookmarkStart w:id="9" w:name="_Hlk160407313"/>
       <w:r>
         <w:rPr>
           <w:rFonts w:ascii="Times New Roman" w:hAnsi="Times New Roman" w:cs="Times New Roman"/>
@@ -3254,7 +3229,7 @@
           <w:lang w:val="en-US"/>
         </w:rPr>
       </w:pPr>
-      <w:bookmarkStart w:id="9" w:name="_Toc192676744"/>
+      <w:bookmarkStart w:id="10" w:name="_Toc192676744"/>
       <w:r>
         <w:rPr>
           <w:rFonts w:ascii="Times New Roman" w:hAnsi="Times New Roman" w:cs="Times New Roman"/>
@@ -3264,7 +3239,7 @@
         <w:lastRenderedPageBreak/>
         <w:t>4. Nonfunctional requirements</w:t>
       </w:r>
-      <w:bookmarkEnd w:id="9"/>
+      <w:bookmarkEnd w:id="10"/>
     </w:p>
     <w:p>
       <w:pPr>
@@ -3994,7 +3969,7 @@
         </w:rPr>
         <w:t>Система должна поддерживать следующие форматы загружаемых и скачиваемых файлов: .zip, .rar, .mcworld, .mcpack, .jar.</w:t>
       </w:r>
-      <w:bookmarkEnd w:id="8"/>
+      <w:bookmarkEnd w:id="9"/>
     </w:p>
     <w:p>
       <w:pPr>
@@ -4045,7 +4020,7 @@
           <w:lang w:val="en-US"/>
         </w:rPr>
       </w:pPr>
-      <w:bookmarkStart w:id="10" w:name="_Toc192676745"/>
+      <w:bookmarkStart w:id="11" w:name="_Toc192676745"/>
       <w:r>
         <w:rPr>
           <w:rFonts w:ascii="Times New Roman" w:hAnsi="Times New Roman" w:cs="Times New Roman"/>
@@ -4077,7 +4052,7 @@
         </w:rPr>
         <w:t>quirements attributes</w:t>
       </w:r>
-      <w:bookmarkEnd w:id="10"/>
+      <w:bookmarkEnd w:id="11"/>
     </w:p>
     <w:p>
       <w:pPr>
@@ -7666,7 +7641,6 @@
       <w:pPr>
         <w:rPr>
           <w:rFonts w:asciiTheme="majorHAnsi" w:eastAsiaTheme="majorEastAsia" w:hAnsiTheme="majorHAnsi" w:cs="Times New Roman"/>
-          <w:lang w:val="en-US"/>
         </w:rPr>
       </w:pPr>
       <w:r>
@@ -7895,7 +7869,7 @@
           <w:lang w:val="en-US"/>
         </w:rPr>
       </w:pPr>
-      <w:bookmarkStart w:id="11" w:name="_Toc192676746"/>
+      <w:bookmarkStart w:id="12" w:name="_Toc192676746"/>
       <w:r>
         <w:rPr>
           <w:rFonts w:ascii="Times New Roman" w:hAnsi="Times New Roman" w:cs="Times New Roman"/>
@@ -7920,7 +7894,7 @@
         </w:rPr>
         <w:t>Precedents</w:t>
       </w:r>
-      <w:bookmarkEnd w:id="11"/>
+      <w:bookmarkEnd w:id="12"/>
     </w:p>
     <w:tbl>
       <w:tblPr>
@@ -8541,11 +8515,6 @@
             <w:tcW w:w="9345" w:type="dxa"/>
           </w:tcPr>
           <w:p>
-            <w:pPr>
-              <w:rPr>
-                <w:lang w:val="en-US"/>
-              </w:rPr>
-            </w:pPr>
             <w:r>
               <w:rPr>
                 <w:b/>
@@ -8991,7 +8960,7 @@
           <w:lang w:val="en-US"/>
         </w:rPr>
       </w:pPr>
-      <w:bookmarkStart w:id="12" w:name="_Toc192676747"/>
+      <w:bookmarkStart w:id="13" w:name="_Toc192676747"/>
       <w:r>
         <w:rPr>
           <w:rFonts w:ascii="Times New Roman" w:hAnsi="Times New Roman" w:cs="Times New Roman"/>
@@ -9016,7 +8985,7 @@
         </w:rPr>
         <w:t>Mockups</w:t>
       </w:r>
-      <w:bookmarkEnd w:id="12"/>
+      <w:bookmarkEnd w:id="13"/>
     </w:p>
     <w:p>
       <w:r>
@@ -9302,7 +9271,7 @@
           <w:lang w:val="en-US"/>
         </w:rPr>
       </w:pPr>
-      <w:bookmarkStart w:id="13" w:name="_Toc192676748"/>
+      <w:bookmarkStart w:id="14" w:name="_Toc192676748"/>
       <w:r>
         <w:rPr>
           <w:rFonts w:ascii="Times New Roman" w:hAnsi="Times New Roman" w:cs="Times New Roman"/>
@@ -9328,7 +9297,7 @@
         </w:rPr>
         <w:t>Use-case diagrams</w:t>
       </w:r>
-      <w:bookmarkEnd w:id="13"/>
+      <w:bookmarkEnd w:id="14"/>
       <w:r>
         <w:rPr>
           <w:rFonts w:ascii="Times New Roman" w:hAnsi="Times New Roman" w:cs="Times New Roman"/>
@@ -9481,7 +9450,7 @@
           <w:szCs w:val="22"/>
         </w:rPr>
       </w:pPr>
-      <w:bookmarkStart w:id="14" w:name="_Toc192676749"/>
+      <w:bookmarkStart w:id="15" w:name="_Toc192676749"/>
       <w:r>
         <w:rPr>
           <w:rFonts w:eastAsiaTheme="minorHAnsi" w:cstheme="minorBidi"/>
@@ -9491,7 +9460,7 @@
         </w:rPr>
         <w:t>Вывод</w:t>
       </w:r>
-      <w:bookmarkEnd w:id="14"/>
+      <w:bookmarkEnd w:id="15"/>
     </w:p>
     <w:p>
       <w:r>
@@ -9569,8 +9538,6 @@
       <w:r>
         <w:t>е прецедентов их использования.</w:t>
       </w:r>
-      <w:bookmarkStart w:id="15" w:name="_GoBack"/>
-      <w:bookmarkEnd w:id="15"/>
     </w:p>
     <w:sectPr>
       <w:pgSz w:w="11906" w:h="16838"/>
@@ -15568,7 +15535,7 @@
 </file>
 
 <file path=customXml/itemProps1.xml><?xml version="1.0" encoding="utf-8"?>
-<ds:datastoreItem xmlns:ds="http://schemas.openxmlformats.org/officeDocument/2006/customXml" ds:itemID="{C30BD717-FA27-4FE1-950B-1288051117D5}">
+<ds:datastoreItem xmlns:ds="http://schemas.openxmlformats.org/officeDocument/2006/customXml" ds:itemID="{0114BA27-7E36-4FBE-9BF3-BF6DF65FFE61}">
   <ds:schemaRefs>
     <ds:schemaRef ds:uri="http://schemas.openxmlformats.org/officeDocument/2006/bibliography"/>
   </ds:schemaRefs>
